--- a/chapters/the-story-of-angulimala/chapter-preprint.docx
+++ b/chapters/the-story-of-angulimala/chapter-preprint.docx
@@ -96,7 +96,7 @@
           <w:color w:val="1A1A1A"/>
           <w:sz w:val="56"/>
         </w:rPr>
-        <w:t>The Story of Angulimala</w:t>
+        <w:t>The Garland of Fingers</w:t>
       </w:r>
     </w:p>
     <w:p>
@@ -110,7 +110,7 @@
           <w:color w:val="444444"/>
           <w:sz w:val="28"/>
         </w:rPr>
-        <w:t>A Monologue</w:t>
+        <w:t>A Monologue of Angulimala</w:t>
       </w:r>
     </w:p>
     <w:p>
@@ -182,7 +182,7 @@
           <w:color w:val="1A1A1A"/>
           <w:sz w:val="40"/>
         </w:rPr>
-        <w:t>The Story of Angulimala</w:t>
+        <w:t>The Garland of Fingers</w:t>
       </w:r>
     </w:p>
     <w:p>
@@ -196,7 +196,7 @@
           <w:color w:val="444444"/>
           <w:sz w:val="24"/>
         </w:rPr>
-        <w:t>A Monologue</w:t>
+        <w:t>A Monologue of Angulimala</w:t>
       </w:r>
     </w:p>
     <w:p>
@@ -805,7 +805,7 @@
           <w:color w:val="1A1A1A"/>
           <w:sz w:val="24"/>
         </w:rPr>
-        <w:t>In this way, by the time I arrived at the dark and dense Jarlini forest on the border of my country, Kosala, I was steeled for my first killing. I found a cave on a hill that looked down on a stretch of road travelled by hunters, gatherers and merchants. Water and forest food—banana, mango, rich papaya, various nuts—were all in abundance. And I spent my first day.</w:t>
+        <w:t>In this way, by the time I arrived at the dark and dense Jarlini forest on the border of my country, Kosala, I was steeled for my first killing. I found a cave on a hill that looked down on a stretch of road travelled by hunters, gatherers and merchants. Water and forest food, banana, mango, rich papaya, various nuts, were all in abundance. And I spent my first day.</w:t>
       </w:r>
     </w:p>
     <w:p>
@@ -861,7 +861,7 @@
           <w:color w:val="1A1A1A"/>
           <w:sz w:val="24"/>
         </w:rPr>
-        <w:t>And sure enough, in that early hour, the shuffle of a wood-gatherer with his hacks and bundles of rope. I'd imagined a swift dagger attack from behind, but instead pulled an arrow into the bow. A more easy prey there couldn't be. But I couldn't let that arrow fly.</w:t>
+        <w:t>And sure enough, in that early hour, the shuffle of a wood-gatherer with his hacks and bundles of rope. I'd imagined a swift dagger attack from behind, but instead pulled an arrow into the bow, a more easy prey there couldn't be. But I couldn't let that arrow fly. I continued to stalk him, all the time urging myself to fulfil my duty.</w:t>
       </w:r>
     </w:p>
     <w:p>
@@ -875,7 +875,7 @@
           <w:color w:val="1A1A1A"/>
           <w:sz w:val="24"/>
         </w:rPr>
-        <w:t>I continued to stalk him, all the time urging myself to fulfil my duty. And anyway, what had life left for this old, feeble man but a miserable diseased end? It was a mercy to kill him.</w:t>
+        <w:t>And anyway, what had life left for this old, feeble man but a miserable diseased end? It was a mercy to kill him.</w:t>
       </w:r>
     </w:p>
     <w:p>
@@ -903,21 +903,7 @@
           <w:color w:val="1A1A1A"/>
           <w:sz w:val="24"/>
         </w:rPr>
-        <w:t>Horrified, I leapt up, hardly able to catch my breath. Suddenly, there were great cries. A small crowd of men were racing towards me, their axes shaking in the air.</w:t>
-      </w:r>
-    </w:p>
-    <w:p>
-      <w:pPr>
-        <w:spacing w:line="336" w:lineRule="auto" w:after="0"/>
-        <w:ind w:firstLine="454"/>
-        <w:jc w:val="both"/>
-      </w:pPr>
-      <w:r>
-        <w:rPr>
-          <w:color w:val="1A1A1A"/>
-          <w:sz w:val="24"/>
-        </w:rPr>
-        <w:t>All went blank.</w:t>
+        <w:t>Horrified, I leapt up, hardly able to catch my breath. Suddenly, there were great cries. When a small crowd of men were racing towards me, their axes shaking in the air. All went blank.</w:t>
       </w:r>
     </w:p>
     <w:p>
@@ -945,20 +931,6 @@
           <w:color w:val="1A1A1A"/>
           <w:sz w:val="24"/>
         </w:rPr>
-        <w:t>And I rejoiced. I've done it. I've done it. And it's easy, so easy. I danced for joy and relief.</w:t>
-      </w:r>
-    </w:p>
-    <w:p>
-      <w:pPr>
-        <w:spacing w:line="336" w:lineRule="auto" w:after="0"/>
-        <w:ind w:firstLine="454"/>
-        <w:jc w:val="both"/>
-      </w:pPr>
-      <w:r>
-        <w:rPr>
-          <w:color w:val="1A1A1A"/>
-          <w:sz w:val="24"/>
-        </w:rPr>
         <w:t>I then hid the bodies. The more I could keep the killings secret, the easier would I capture my victims. I returned to my cave. There I cut what flesh I could from the fingers into the sacrificial pyre. I then threaded the bones with vine and tied them onto a branch. Once they were picked clean by birds or ants, I'd hang it around my neck as a divine amulet.</w:t>
       </w:r>
     </w:p>
@@ -1085,21 +1057,7 @@
           <w:color w:val="1A1A1A"/>
           <w:sz w:val="24"/>
         </w:rPr>
-        <w:t>Husband and wife lay together, the children—seven, or maybe eight of them—snuggled in the opposite corner. Their pitiful defencelessness couldn't soften my cruel resolve. I bathed myself in the blood of carnage. First the man, then the woman, then the children. Quietly and speedily, I slit their throats and stabbed their hearts.</w:t>
-      </w:r>
-    </w:p>
-    <w:p>
-      <w:pPr>
-        <w:spacing w:line="336" w:lineRule="auto" w:after="0"/>
-        <w:ind w:firstLine="454"/>
-        <w:jc w:val="both"/>
-      </w:pPr>
-      <w:r>
-        <w:rPr>
-          <w:color w:val="1A1A1A"/>
-          <w:sz w:val="24"/>
-        </w:rPr>
-        <w:t>And so I savaged hut after hut. I could see streamlets of blood pick their way down the slope towards the well.</w:t>
+        <w:t>Husband and wife lay together, the children seven, or maybe eight of them, snuggled in the opposite corner. Their pitiful defencelessness couldn't soften my cruel resolve. I bathed myself in the blood of carnage. First the man, then the woman, then the children. Quietly and speedily, I slit their throats and stabbed their hearts. And so I savaged hut after hut. I could see streamlets of blood pick their way down the slope towards the well.</w:t>
       </w:r>
     </w:p>
     <w:p>
@@ -1183,7 +1141,7 @@
           <w:color w:val="1A1A1A"/>
           <w:sz w:val="24"/>
         </w:rPr>
-        <w:t>Again, I rejoiced. Soon I'll have my hundred fingers. The debt will be paid. I'll return home in secret triumph and through my father's good offices enter into the service of the king. I'll marry a beautiful girl, inherit the farm, have many children, and my life will be a rolling countryside of nothing but contentment and joy.</w:t>
+        <w:t>Again, I rejoiced. Soon I'll have my hundred fingers. The debt will be paid. I'll return home in secret triumph and through my father's good offices enter into the service of the king. I'll marry a beautiful girl, inherit the farm, have many children, and my life will be a rolling countryside of nothing but contentment and joy. I danced in joy. I danced in gratitude. I danced for Kali, my divine protectoress.</w:t>
       </w:r>
     </w:p>
     <w:p>
@@ -1253,7 +1211,21 @@
           <w:color w:val="1A1A1A"/>
           <w:sz w:val="24"/>
         </w:rPr>
-        <w:t>Returning that evening, I caught my face in a pool of water... and what I saw truly shocked me. My black hair was tortured, spikes around my head. My face hidden beneath a matted, grubby beard. My eyes seemed to bulge. My lips and tongue, blood red from betel leaf, which I chewed to calm my nerves. My clothes, torn, filthy and bespattered with human blood. And there, around my neck, the garland of fingers.</w:t>
+        <w:t>Returning that evening, I caught my face in a pool of water... and what I saw truly shocked me. My black hair was tortured, spikes around my head... my face hidden beneath a matted, grubby beard. My eyes seemed to bulge. My lips and tongue, blood red from betel leaf... which I chewed to calm my nerves. My clothes, torn, filthy and bespattered with human blood...</w:t>
+      </w:r>
+    </w:p>
+    <w:p>
+      <w:pPr>
+        <w:spacing w:line="336" w:lineRule="auto" w:after="0"/>
+        <w:ind w:firstLine="454"/>
+        <w:jc w:val="both"/>
+      </w:pPr>
+      <w:r>
+        <w:rPr>
+          <w:color w:val="1A1A1A"/>
+          <w:sz w:val="24"/>
+        </w:rPr>
+        <w:t>And there, around my neck, the garland of fingers.</w:t>
       </w:r>
     </w:p>
     <w:p>
@@ -1421,21 +1393,7 @@
           <w:color w:val="1A1A1A"/>
           <w:sz w:val="24"/>
         </w:rPr>
-        <w:t>And he did.</w:t>
-      </w:r>
-    </w:p>
-    <w:p>
-      <w:pPr>
-        <w:spacing w:line="336" w:lineRule="auto" w:after="0"/>
-        <w:ind w:firstLine="454"/>
-        <w:jc w:val="both"/>
-      </w:pPr>
-      <w:r>
-        <w:rPr>
-          <w:color w:val="1A1A1A"/>
-          <w:sz w:val="24"/>
-        </w:rPr>
-        <w:t>While I panted, he turned round, quite unhurriedly, and replied, "I have stopped, Angulimala. It's you who haven't stopped."</w:t>
+        <w:t>And he did. While I panted, he turned round, quite unhurriedly, and replied, "I have stopped, Angulimala. It's you who haven't stopped."</w:t>
       </w:r>
     </w:p>
     <w:p>
@@ -1463,7 +1421,7 @@
           <w:color w:val="1A1A1A"/>
           <w:sz w:val="24"/>
         </w:rPr>
-        <w:t>Finally, my curiosity—at his supernatural ability to walk faster than I could run, his obvious fearlessness, and this strange reply—brought the student out of me.</w:t>
+        <w:t>Finally, my curiosity, at his supernatural ability to walk faster than I could run, his obvious fearlessness, and this strange reply brought the student out of me.</w:t>
       </w:r>
     </w:p>
     <w:p>
@@ -1701,21 +1659,7 @@
           <w:color w:val="1A1A1A"/>
           <w:sz w:val="24"/>
         </w:rPr>
-        <w:t>He asked me to sit in meditation with him. "Just observe and feel anything that comes into your attention."</w:t>
-      </w:r>
-    </w:p>
-    <w:p>
-      <w:pPr>
-        <w:spacing w:line="336" w:lineRule="auto" w:after="0"/>
-        <w:ind w:firstLine="454"/>
-        <w:jc w:val="both"/>
-      </w:pPr>
-      <w:r>
-        <w:rPr>
-          <w:color w:val="1A1A1A"/>
-          <w:sz w:val="24"/>
-        </w:rPr>
-        <w:t>I couldn't sit for long, I was so restless.</w:t>
+        <w:t>He asked me to sit in meditation with him, just observe and feel anything that comes into your attention. I couldn't sit for long, I was so restless.</w:t>
       </w:r>
     </w:p>
     <w:p>
@@ -1743,7 +1687,7 @@
           <w:color w:val="1A1A1A"/>
           <w:sz w:val="24"/>
         </w:rPr>
-        <w:t>"Patience," he said. "This is going to take some time. Don't worry, I'll stay with you till your future is clear."</w:t>
+        <w:t>"Patience," he said, "this is going to take some time. Don't worry, I'll stay with you till your future is clear."</w:t>
       </w:r>
     </w:p>
     <w:p>
@@ -1827,7 +1771,7 @@
           <w:color w:val="1A1A1A"/>
           <w:sz w:val="24"/>
         </w:rPr>
-        <w:t>That was hard. I still wanted to justify myself, make light of their suffering. Disheartened and weary, I stretched and looked into the dark emptiness of a starlit night, and there caught the first delicate arc of the new moon.</w:t>
+        <w:t>That was hard. I still wanted to justify myself, make light of their suffering.</w:t>
       </w:r>
     </w:p>
     <w:p>
@@ -1841,7 +1785,7 @@
           <w:color w:val="1A1A1A"/>
           <w:sz w:val="24"/>
         </w:rPr>
-        <w:t>I decided to meditate just once more. As if by magic the focus of my fantasies began to change. Instead of relishing the chase and the kill, I began to see the pain and panic of my victims. It was with these images that I fell asleep.</w:t>
+        <w:t>Disheartened and weary, I stretched and looked into the dark emptiness of a starlit night, and there caught the first delicate arc of the new moon. I decided to meditate just once more, as if by magic the focus of my fantasies began to change. Instead of relishing the chase and the kill, I began to see the pain and panic of my victims. It was with these images that I fell asleep.</w:t>
       </w:r>
     </w:p>
     <w:p>
@@ -1925,21 +1869,7 @@
           <w:color w:val="1A1A1A"/>
           <w:sz w:val="24"/>
         </w:rPr>
-        <w:t>The images of my cruelty continued to haunt my every meditation, my every action, my every dream. Every moment was shame, guilt and remorse. And I was so angry with myself. Why had I not seen the sheer idiocy of my guru's request? The gall I felt when I realized I could have said no. What had stopped me but vile servitude to custom, enslavement to tradition?</w:t>
-      </w:r>
-    </w:p>
-    <w:p>
-      <w:pPr>
-        <w:spacing w:line="336" w:lineRule="auto" w:after="0"/>
-        <w:ind w:firstLine="454"/>
-        <w:jc w:val="both"/>
-      </w:pPr>
-      <w:r>
-        <w:rPr>
-          <w:color w:val="1A1A1A"/>
-          <w:sz w:val="24"/>
-        </w:rPr>
-        <w:t>And how was I ever going to compensate for such monstrous crimes?</w:t>
+        <w:t>The images of my cruelty continued to haunt my every meditation, my every action, my every dream. Every moment was shame, guilt and remorse. And I was so angry with myself. Why had I not seen the sheer idiocy of my guru's request? The gall I felt when I realized I could have said no. What had stopped me but vile servitude to custom, enslavement to tradition? And how was I ever going to compensate for such monstrous crimes?</w:t>
       </w:r>
     </w:p>
     <w:p>
@@ -2051,21 +1981,7 @@
           <w:color w:val="1A1A1A"/>
           <w:sz w:val="24"/>
         </w:rPr>
-        <w:t>Surely the king would have sympathy for me. He'd known me since I was a baby. We'd even wrestled each other. He would understand my dilemma. What else could a disciple do but obey his guru? There was my father's influence, the standing of my family. Indeed, I could defend myself before the king as I defended my actions to my own self.</w:t>
-      </w:r>
-    </w:p>
-    <w:p>
-      <w:pPr>
-        <w:spacing w:line="336" w:lineRule="auto" w:after="0"/>
-        <w:ind w:firstLine="454"/>
-        <w:jc w:val="both"/>
-      </w:pPr>
-      <w:r>
-        <w:rPr>
-          <w:color w:val="1A1A1A"/>
-          <w:sz w:val="24"/>
-        </w:rPr>
-        <w:t>And if I was shown no mercy, well, then I would have to suffer the consequences. At least, as this teacher says, I'd wipe the slate clean.</w:t>
+        <w:t>Surely the king would have sympathy for me. He'd known me since I was a baby. We'd even wrestled each other. He would understand my dilemma. What else could a disciple do but obey his guru? There was my father's influence, the standing of my family. Indeed, I could defend myself before the king as I defended my actions to my own self. And if I was shown no mercy, well, then I would have to suffer the consequences. At least, as this teacher says, I'd wipe the slate clean.</w:t>
       </w:r>
     </w:p>
     <w:p>
@@ -2135,7 +2051,7 @@
           <w:color w:val="1A1A1A"/>
           <w:sz w:val="24"/>
         </w:rPr>
-        <w:t>"There is, Ahimsaka. That which is not born does not die. It is not created, nor can it be found, where there's earth, fire, water or air. It cannot be seen or heard or in any way perceived. It is the deathless, the unconditioned. If this were not so, there would be no escape from birth, sickness, ageing and death and the endless, endless rounds of rebirth."</w:t>
+        <w:t>"There is, Ahimsaka, that which is not born does not die. It is not created, nor can it be found, where there's earth, fire, water or air. It cannot be seen or heard or in any way perceived. It is the deathless, the unconditioned. If this were not so, there would be no escape from birth, sickness, ageing and death and the endless, endless rounds of rebirth."</w:t>
       </w:r>
     </w:p>
     <w:p>
@@ -2205,21 +2121,7 @@
           <w:color w:val="1A1A1A"/>
           <w:sz w:val="24"/>
         </w:rPr>
-        <w:t>For the last time, I caressed the beautifully wrought weapons, especially the slender blade with its snake-embraced handle. I stabbed out a trench. There I placed these precious jewels, gleaming and glistening in the noonday sun.</w:t>
-      </w:r>
-    </w:p>
-    <w:p>
-      <w:pPr>
-        <w:spacing w:line="336" w:lineRule="auto" w:after="0"/>
-        <w:ind w:firstLine="454"/>
-        <w:jc w:val="both"/>
-      </w:pPr>
-      <w:r>
-        <w:rPr>
-          <w:color w:val="1A1A1A"/>
-          <w:sz w:val="24"/>
-        </w:rPr>
-        <w:t>How difficult it is to give up an addiction, an obsession. I forced my hands to cover them with soil and placed heavy boulders on them until I felt sure that I truly buried them and for good.</w:t>
+        <w:t>For the last time, I caressed the beautifully wrought weapons, especially the slender blade with its snake-embraced handle. I stabbed out a trench. There I placed these precious jewels, gleaming and glistening in the noonday sun. How difficult it is to give up an addiction, an obsession. I forced my hands to cover them with soil and placed heavy boulders on them until I felt sure that I truly buried them and for good.</w:t>
       </w:r>
     </w:p>
     <w:p>
@@ -2261,21 +2163,7 @@
           <w:color w:val="1A1A1A"/>
           <w:sz w:val="24"/>
         </w:rPr>
-        <w:t>I laid them down in a circle, each finger pointing inward to the now empty pit. And on the burial mound over these sacred bodies, I planted a frangipani tree, whose white, sweet, perfumed flowers would ever shower their sad grave.</w:t>
-      </w:r>
-    </w:p>
-    <w:p>
-      <w:pPr>
-        <w:spacing w:line="336" w:lineRule="auto" w:after="0"/>
-        <w:ind w:firstLine="454"/>
-        <w:jc w:val="both"/>
-      </w:pPr>
-      <w:r>
-        <w:rPr>
-          <w:color w:val="1A1A1A"/>
-          <w:sz w:val="24"/>
-        </w:rPr>
-        <w:t>I watched over this cemetery, recalling their murders, begging forgiveness, till sleep overpowered me.</w:t>
+        <w:t>I laid them down in a circle, each finger pointing inward to the now empty pit. And on the burial mound over these sacred bodies, I planted a frangipani tree, whose white, sweet, perfumed flowers would ever shower their sad grave. I watched over this cemetery, recalling their murders, begging forgiveness, till sleep overpowered me.</w:t>
       </w:r>
     </w:p>
     <w:p>
@@ -2443,21 +2331,7 @@
           <w:color w:val="1A1A1A"/>
           <w:sz w:val="24"/>
         </w:rPr>
-        <w:t>None recognized me. As a young, clean-shaven disciple, it was proper for me to keep my eyes lowered and remain silent. He asked them to help me dye my robes.</w:t>
-      </w:r>
-    </w:p>
-    <w:p>
-      <w:pPr>
-        <w:spacing w:line="336" w:lineRule="auto" w:after="0"/>
-        <w:ind w:firstLine="454"/>
-        <w:jc w:val="both"/>
-      </w:pPr>
-      <w:r>
-        <w:rPr>
-          <w:color w:val="1A1A1A"/>
-          <w:sz w:val="24"/>
-        </w:rPr>
-        <w:t>That evening I approached the Bhagavata in ochre robes. I knelt before him and asked him for a name.</w:t>
+        <w:t>None recognized me. As a young, clean-shaven disciple, it was proper for me to keep my eyes lowered and remain silent. He asked them to help me dye my robes. That evening I approached the Bhagavata in ochre robes. I knelt before him and asked him for a name.</w:t>
       </w:r>
     </w:p>
     <w:p>
@@ -2499,21 +2373,7 @@
           <w:color w:val="1A1A1A"/>
           <w:sz w:val="24"/>
         </w:rPr>
-        <w:t>That day all the villagers took a day away from their labours. He talked both to the group and to the individual, calming and consoling them.</w:t>
-      </w:r>
-    </w:p>
-    <w:p>
-      <w:pPr>
-        <w:spacing w:line="336" w:lineRule="auto" w:after="0"/>
-        <w:ind w:firstLine="454"/>
-        <w:jc w:val="both"/>
-      </w:pPr>
-      <w:r>
-        <w:rPr>
-          <w:color w:val="1A1A1A"/>
-          <w:sz w:val="24"/>
-        </w:rPr>
-        <w:t>And so we continued, staying at village after village, until we saw ahead of us the walls of the capital city, Savathi.</w:t>
+        <w:t>That day all the villagers took a day away from their labours. He talked both to the group and to the individual, calming and consoling them. And so we continued, staying at village after village, until we saw ahead of us the walls of the capital city, Savathi.</w:t>
       </w:r>
     </w:p>
     <w:p>
@@ -2611,21 +2471,7 @@
           <w:color w:val="1A1A1A"/>
           <w:sz w:val="24"/>
         </w:rPr>
-        <w:t>That day I felt utterly dejected, abandoned. So much so, I even began to dream of being Angulimala, and all the pleasures of hunting assailed me.</w:t>
-      </w:r>
-    </w:p>
-    <w:p>
-      <w:pPr>
-        <w:spacing w:line="336" w:lineRule="auto" w:after="0"/>
-        <w:ind w:firstLine="454"/>
-        <w:jc w:val="both"/>
-      </w:pPr>
-      <w:r>
-        <w:rPr>
-          <w:color w:val="1A1A1A"/>
-          <w:sz w:val="24"/>
-        </w:rPr>
-        <w:t>I was guided skillfully, and I came to realize that it was this craving to be teacher's best boy that had so angered my fellow students. I was a creep.</w:t>
+        <w:t>That day I felt utterly dejected, abandoned. So much so, I even began to dream of being Angulimala, and all the pleasures of hunting assailed me. I was guided skillfully, and I came to realize that it was this craving to be teacher's best boy that had so angered my fellow students. I was a creep.</w:t>
       </w:r>
     </w:p>
     <w:p>
@@ -2653,7 +2499,7 @@
           <w:color w:val="1A1A1A"/>
           <w:sz w:val="24"/>
         </w:rPr>
-        <w:t>You can imagine my alarm. I'd all but decided to run away when a young monk came and told me to come at once.</w:t>
+        <w:t>You can imagine my alarm. I'd all but decided to run away when a young monk came and told me to come at once. As I entered the Bhagavad's room, he saw the look of anxiety on my face and smiled. With an insistent gesture, he motioned me to sit by him.</w:t>
       </w:r>
     </w:p>
     <w:p>
@@ -2667,7 +2513,7 @@
           <w:color w:val="1A1A1A"/>
           <w:sz w:val="24"/>
         </w:rPr>
-        <w:t>As I entered the Bhagavad's room, he saw the look of anxiety on my face and smiled. With an insistent gesture, he motioned me to sit by him. We sat and waited as the marching footsteps approached us.</w:t>
+        <w:t>We sat and waited as the marching footsteps approached us. And suddenly at the door stood the king, a short, stocky, heavily bearded man, the warrior in his eyes. The king and his officers paid homage to the bhagava. I knew all of them, though none recognized me. In mind, I did keep my head low.</w:t>
       </w:r>
     </w:p>
     <w:p>
@@ -2681,7 +2527,7 @@
           <w:color w:val="1A1A1A"/>
           <w:sz w:val="24"/>
         </w:rPr>
-        <w:t>And suddenly at the door stood the king, a short, stocky, heavily bearded man, the warrior in his eyes. The king and his officers paid homage to the bhagava. I knew all of them, though none recognized me. In mind, I did keep my head low.</w:t>
+        <w:t>After the usual pleasantries were exchanged, the king explained.</w:t>
       </w:r>
     </w:p>
     <w:p>
@@ -2695,7 +2541,7 @@
           <w:color w:val="1A1A1A"/>
           <w:sz w:val="24"/>
         </w:rPr>
-        <w:t>After the usual pleasantries were exchanged, the king explained. "We've come for your blessing, Bhagavan. It's this Angulimala. I've sent out dozens of platoons, but to no avail. He's murdered hundreds, wiped out whole villages. Extraordinary. But how to deal with a deranged madman? Why is he collecting fingers?"</w:t>
+        <w:t>"We've come for your blessing, Bhagavan. It's this Angulimala. I've sent out dozens of platoons, but to no avail. He's murdered hundreds, wiped out whole villages. Extraordinary. But how to deal with a deranged madman? Why is he collecting fingers?"</w:t>
       </w:r>
     </w:p>
     <w:p>
@@ -2709,7 +2555,7 @@
           <w:color w:val="1A1A1A"/>
           <w:sz w:val="24"/>
         </w:rPr>
-        <w:t>There came a burst of suggestions. "He's possessed." "A demon." "A lunatic."</w:t>
+        <w:t>There came a burst of suggestions. He's possessed. A demon. A lunatic.</w:t>
       </w:r>
     </w:p>
     <w:p>
@@ -2863,7 +2709,7 @@
           <w:color w:val="1A1A1A"/>
           <w:sz w:val="24"/>
         </w:rPr>
-        <w:t>Again that smile.</w:t>
+        <w:t>"You did come for my advice."</w:t>
       </w:r>
     </w:p>
     <w:p>
@@ -2877,7 +2723,7 @@
           <w:color w:val="1A1A1A"/>
           <w:sz w:val="24"/>
         </w:rPr>
-        <w:t>The king looked around at his company. Everyone was baffled.</w:t>
+        <w:t>Again that smile. The king looked around at his company. Everyone was baffled.</w:t>
       </w:r>
     </w:p>
     <w:p>
@@ -2905,21 +2751,7 @@
           <w:color w:val="1A1A1A"/>
           <w:sz w:val="24"/>
         </w:rPr>
-        <w:t>"No need for that."</w:t>
-      </w:r>
-    </w:p>
-    <w:p>
-      <w:pPr>
-        <w:spacing w:line="336" w:lineRule="auto" w:after="0"/>
-        <w:ind w:firstLine="454"/>
-        <w:jc w:val="both"/>
-      </w:pPr>
-      <w:r>
-        <w:rPr>
-          <w:color w:val="1A1A1A"/>
-          <w:sz w:val="24"/>
-        </w:rPr>
-        <w:t>And turning to me, the Bhagavad cheerfully announced, "Here he is, Angulimala, now Bhikkhu Ahimsaka."</w:t>
+        <w:t>"No need for that." And turning to me, the Bhagavad cheerfully announced, "Here he is, Angulimala, now Bhikkhu Ahimsaka."</w:t>
       </w:r>
     </w:p>
     <w:p>
@@ -2961,21 +2793,7 @@
           <w:color w:val="1A1A1A"/>
           <w:sz w:val="24"/>
         </w:rPr>
-        <w:t>I looked up in surprise.</w:t>
-      </w:r>
-    </w:p>
-    <w:p>
-      <w:pPr>
-        <w:spacing w:line="336" w:lineRule="auto" w:after="0"/>
-        <w:ind w:firstLine="454"/>
-        <w:jc w:val="both"/>
-      </w:pPr>
-      <w:r>
-        <w:rPr>
-          <w:color w:val="1A1A1A"/>
-          <w:sz w:val="24"/>
-        </w:rPr>
-        <w:t>The king glared at me.</w:t>
+        <w:t>I looked up in surprise. The king glared at me.</w:t>
       </w:r>
     </w:p>
     <w:p>
@@ -3073,7 +2891,7 @@
           <w:color w:val="1A1A1A"/>
           <w:sz w:val="24"/>
         </w:rPr>
-        <w:t>The very next morning, as I was preparing to go on alms round, there was a knock at my door. I opened it to find what I most dreaded standing before me.</w:t>
+        <w:t>The very next morning, as I was preparing to go on alms round, there was a knock at my door. I opened it to find what I most dreaded standing before me. My mother.</w:t>
       </w:r>
     </w:p>
     <w:p>
@@ -3087,7 +2905,7 @@
           <w:color w:val="1A1A1A"/>
           <w:sz w:val="24"/>
         </w:rPr>
-        <w:t>My mother.</w:t>
+        <w:t>Was a basket of food enough for an elephant? Here and then I began to sob, to sob uncontrollably. No doubt she thought it was remorse for the shame that I'd brought upon the family, not the sobbing. Not so many days ago, I was stalking this very woman, intent on stabbing her through the heart, slicing off her finger. This woman, my mother, who bore me, suckled me, tended to my every care.</w:t>
       </w:r>
     </w:p>
     <w:p>
@@ -3101,35 +2919,7 @@
           <w:color w:val="1A1A1A"/>
           <w:sz w:val="24"/>
         </w:rPr>
-        <w:t>Here and then I began to sob, to sob uncontrollably. No doubt she thought it was remorse for the shame that I'd brought upon the family. Not so. Not many days ago, I was stalking this very woman, intent on stabbing her through the heart, slicing off her finger. This woman, my mother, who bore me, suckled me, tended to my every care.</w:t>
-      </w:r>
-    </w:p>
-    <w:p>
-      <w:pPr>
-        <w:spacing w:line="336" w:lineRule="auto" w:after="0"/>
-        <w:ind w:firstLine="454"/>
-        <w:jc w:val="both"/>
-      </w:pPr>
-      <w:r>
-        <w:rPr>
-          <w:color w:val="1A1A1A"/>
-          <w:sz w:val="24"/>
-        </w:rPr>
-        <w:t>My heart cramped into a solid spasm of agony. If ever I were to describe hell, it would be the heart-wrenching compunction I felt that day.</w:t>
-      </w:r>
-    </w:p>
-    <w:p>
-      <w:pPr>
-        <w:spacing w:line="336" w:lineRule="auto" w:after="0"/>
-        <w:ind w:firstLine="454"/>
-        <w:jc w:val="both"/>
-      </w:pPr>
-      <w:r>
-        <w:rPr>
-          <w:color w:val="1A1A1A"/>
-          <w:sz w:val="24"/>
-        </w:rPr>
-        <w:t>Happily, even hell passes. But this was the bloodiest of daggers I'd pierced into my own heart.</w:t>
+        <w:t>My heart cramped into a solid spasm of agony. If ever I were to describe hell, it would be the heart-wrenching compunction I felt that day. Happily, even hell passes. But this was the bloodiest of daggers I'd pierced into my own heart.</w:t>
       </w:r>
     </w:p>
     <w:p>
@@ -3185,21 +2975,7 @@
           <w:color w:val="1A1A1A"/>
           <w:sz w:val="24"/>
         </w:rPr>
-        <w:t>But I was attacked viciously once. A few of the aggrieved families whipped up a crowd to such a righteous frenzy that they beat me with sticks and were taking me out of the city to kill me, when the guards at the gates stopped them. Ironically, it was Vajiro in command of the post. With a great look of disdain, he ordered a platoon of soldiers to escort me back to the monastery.</w:t>
-      </w:r>
-    </w:p>
-    <w:p>
-      <w:pPr>
-        <w:spacing w:line="336" w:lineRule="auto" w:after="0"/>
-        <w:ind w:firstLine="454"/>
-        <w:jc w:val="both"/>
-      </w:pPr>
-      <w:r>
-        <w:rPr>
-          <w:color w:val="1A1A1A"/>
-          <w:sz w:val="24"/>
-        </w:rPr>
-        <w:t>It took days for the bruises to heal, but luckily there were no broken bones.</w:t>
+        <w:t>But I was attacked viciously once. A few of the aggrieved families whipped up a crowd to such a righteous frenzy that they beat me with sticks and were taking me out of the city to kill me, when the guards at the gates stopped them. Ironically, it was Vajiro in command of the post. With a great look of disdain, he ordered a platoon of soldiers to escort me back to the monastery. It took days for the bruises to heal, but luckily there were no broken bones.</w:t>
       </w:r>
     </w:p>
     <w:p>
@@ -3353,7 +3129,7 @@
           <w:color w:val="1A1A1A"/>
           <w:sz w:val="24"/>
         </w:rPr>
-        <w:t>And there before me stood a man holding a baby. There were shouts of "Saru, Saru, Saru"—well done. Presents were laid before me and a garland of the most beautiful white frangipani was placed around my neck.</w:t>
+        <w:t>And there before me stood a man holding a baby. There were shouts of "Saru, Saru, Saru," well done. Presents were laid before me and a garland of the most beautiful white frangipani was placed around my neck. They told me that almost immediately after my blessing, the baby was born and both mother and child were well. I was to be honoured guest at the feast. It was all I could do to blubber my thanks.</w:t>
       </w:r>
     </w:p>
     <w:p>
@@ -3367,35 +3143,7 @@
           <w:color w:val="1A1A1A"/>
           <w:sz w:val="24"/>
         </w:rPr>
-        <w:t>They told me that almost immediately after my blessing, the baby was born and both mother and child were well. I was to be honoured guest at the feast. It was all I could do to blubber my thanks.</w:t>
-      </w:r>
-    </w:p>
-    <w:p>
-      <w:pPr>
-        <w:spacing w:line="336" w:lineRule="auto" w:after="0"/>
-        <w:ind w:firstLine="454"/>
-        <w:jc w:val="both"/>
-      </w:pPr>
-      <w:r>
-        <w:rPr>
-          <w:color w:val="1A1A1A"/>
-          <w:sz w:val="24"/>
-        </w:rPr>
-        <w:t>Oh, to my surprise, my chant has become a magical mantra for mothers to be.</w:t>
-      </w:r>
-    </w:p>
-    <w:p>
-      <w:pPr>
-        <w:spacing w:line="336" w:lineRule="auto" w:after="0"/>
-        <w:ind w:firstLine="454"/>
-        <w:jc w:val="both"/>
-      </w:pPr>
-      <w:r>
-        <w:rPr>
-          <w:color w:val="1A1A1A"/>
-          <w:sz w:val="24"/>
-        </w:rPr>
-        <w:t>And from that day on, the children stopped poking fun. Coarse words became kindly greetings, and the stones turned into flowers, incense, and sweets. My heart ached with relief and joy at their forgiveness.</w:t>
+        <w:t>Oh, to my surprise, my chant has become a magical mantra for mothers to be. And from that day on, the children stopped poking fun. Coarse words became kindly greetings, and the stones turned into flowers, incense, and sweets. My heart ached with relief and joy at their forgiveness.</w:t>
       </w:r>
     </w:p>
     <w:p>
@@ -3465,21 +3213,7 @@
           <w:color w:val="1A1A1A"/>
           <w:sz w:val="24"/>
         </w:rPr>
-        <w:t>Was it not my own befuddled thinking that led me to murder? The demonic delight I took in killing, was that not mine to develop? And all the self-pity, self-hatred, guilt, remorse, and so on, and so on, and so on. Was that not all direct consequence?</w:t>
-      </w:r>
-    </w:p>
-    <w:p>
-      <w:pPr>
-        <w:spacing w:line="336" w:lineRule="auto" w:after="0"/>
-        <w:ind w:firstLine="454"/>
-        <w:jc w:val="both"/>
-      </w:pPr>
-      <w:r>
-        <w:rPr>
-          <w:color w:val="1A1A1A"/>
-          <w:sz w:val="24"/>
-        </w:rPr>
-        <w:t>All the time I was blaming others. Unwittingly, I was creating my own hell.</w:t>
+        <w:t>Was it not my own befuddled thinking that led me to murder? The demonic delight I took in killing, was that not mine to develop? And all the self-pity, self-hatred, guilt, remorse, and so on, and so on, and so on. Was that not all direct consequence? All the time I was blaming it, unwittingly, I was creating my own hell.</w:t>
       </w:r>
     </w:p>
     <w:p>
@@ -3591,21 +3325,7 @@
           <w:color w:val="1A1A1A"/>
           <w:sz w:val="24"/>
         </w:rPr>
-        <w:t>And there arose in me such relief and release.</w:t>
-      </w:r>
-    </w:p>
-    <w:p>
-      <w:pPr>
-        <w:spacing w:line="336" w:lineRule="auto" w:after="0"/>
-        <w:ind w:firstLine="454"/>
-        <w:jc w:val="both"/>
-      </w:pPr>
-      <w:r>
-        <w:rPr>
-          <w:color w:val="1A1A1A"/>
-          <w:sz w:val="24"/>
-        </w:rPr>
-        <w:t>And I remembered how the Bhagavad had answered me on the killing road.</w:t>
+        <w:t>And there arose in me such relief and release. And I remembered how the Bhagavad had answered me on the killing road.</w:t>
       </w:r>
     </w:p>
     <w:p>
